--- a/public/gallery/examples/marketing-manager/no/resume.docx
+++ b/public/gallery/examples/marketing-manager/no/resume.docx
@@ -66,7 +66,7 @@
         </w:rPr>
         <w:t xml:space="preserve">📧 </w:t>
       </w:r>
-      <w:hyperlink w:history="1" r:id="rIdhooj-a28jdbe-phdusqbd">
+      <w:hyperlink w:history="1" r:id="rId6ipq7_n4ql-rtczdy1k_y">
         <w:r>
           <w:rPr>
             <w:sz w:val="18"/>
@@ -89,7 +89,7 @@
         </w:rPr>
         <w:t xml:space="preserve">🔗 </w:t>
       </w:r>
-      <w:hyperlink w:history="1" r:id="rIdrd15rixkqjieevx1s8r9p">
+      <w:hyperlink w:history="1" r:id="rIdq2mvlzfg8px9gwox0n3hf">
         <w:r>
           <w:rPr>
             <w:sz w:val="18"/>
@@ -124,7 +124,7 @@
         <w:spacing w:after="200" w:line="276"/>
         <w:jc w:val="center"/>
       </w:pPr>
-      <w:hyperlink w:history="1" r:id="rId2rxvd5uc8xw0gvhkpuxle">
+      <w:hyperlink w:history="1" r:id="rIdhqub4mm49ztx0ez1vo5ws">
         <w:r>
           <w:rPr>
             <w:sz w:val="18"/>
@@ -140,7 +140,7 @@
         </w:rPr>
         <w:t xml:space="preserve"> • </w:t>
       </w:r>
-      <w:hyperlink w:history="1" r:id="rIdvqnoczu4adm4ba_digd41">
+      <w:hyperlink w:history="1" r:id="rIdvlxguyb6j6wvxmduahnry">
         <w:r>
           <w:rPr>
             <w:sz w:val="18"/>
@@ -156,7 +156,7 @@
         </w:rPr>
         <w:t xml:space="preserve"> • </w:t>
       </w:r>
-      <w:hyperlink w:history="1" r:id="rIdfekwhb3tbu2ycmqhebxjq">
+      <w:hyperlink w:history="1" r:id="rIdpwwt0ern3j_srj7y2d-5i">
         <w:r>
           <w:rPr>
             <w:sz w:val="18"/>
@@ -315,7 +315,7 @@
         </w:rPr>
         <w:t xml:space="preserve">	</w:t>
       </w:r>
-      <w:hyperlink w:history="1" r:id="rIdvtgwldsklchhu-v0im1_u">
+      <w:hyperlink w:history="1" r:id="rIdsf6yz4ld2taenalpi4dse">
         <w:r>
           <w:rPr>
             <w:sz w:val="18"/>
@@ -459,7 +459,7 @@
         </w:rPr>
         <w:t xml:space="preserve">	</w:t>
       </w:r>
-      <w:hyperlink w:history="1" r:id="rIdnrbk3lsubbxwapimgm64e">
+      <w:hyperlink w:history="1" r:id="rIdl0x3dh5xopxilxblr8cpc">
         <w:r>
           <w:rPr>
             <w:sz w:val="18"/>
@@ -603,7 +603,7 @@
         </w:rPr>
         <w:t xml:space="preserve">	</w:t>
       </w:r>
-      <w:hyperlink w:history="1" r:id="rIdwj2luj-ehtbo_ycpa6d6k">
+      <w:hyperlink w:history="1" r:id="rId2cewhlp_zal9njboka-q8">
         <w:r>
           <w:rPr>
             <w:sz w:val="18"/>
@@ -804,7 +804,7 @@
         </w:rPr>
         <w:t xml:space="preserve">	</w:t>
       </w:r>
-      <w:hyperlink w:history="1" r:id="rIdbvuyubuj49vcbgv9t4ech">
+      <w:hyperlink w:history="1" r:id="rIdckiicru2rrx26qmqntirg">
         <w:r>
           <w:rPr>
             <w:sz w:val="18"/>
@@ -986,7 +986,7 @@
         </w:rPr>
         <w:t xml:space="preserve">	</w:t>
       </w:r>
-      <w:hyperlink w:history="1" r:id="rIdehhe5j8dvfsnbys0bgnym">
+      <w:hyperlink w:history="1" r:id="rIdllwtmfbqyxgjesu8_3peg">
         <w:r>
           <w:rPr>
             <w:sz w:val="18"/>
@@ -1496,7 +1496,7 @@
         </w:rPr>
         <w:t xml:space="preserve">	</w:t>
       </w:r>
-      <w:hyperlink w:history="1" r:id="rIdgxl5fhlaycypqsjopy-am">
+      <w:hyperlink w:history="1" r:id="rIddazxi166rhqb18i5l0lqx">
         <w:r>
           <w:rPr>
             <w:sz w:val="18"/>
@@ -1562,7 +1562,7 @@
         </w:rPr>
         <w:t xml:space="preserve">	</w:t>
       </w:r>
-      <w:hyperlink w:history="1" r:id="rIdfpg4c01ixx1odc8gigfav">
+      <w:hyperlink w:history="1" r:id="rId0ar13kdgzo-i2xwjsbkzc">
         <w:r>
           <w:rPr>
             <w:sz w:val="18"/>
@@ -1628,7 +1628,7 @@
         </w:rPr>
         <w:t xml:space="preserve">	</w:t>
       </w:r>
-      <w:hyperlink w:history="1" r:id="rIdub8if7ilvpfidtedbg0e4">
+      <w:hyperlink w:history="1" r:id="rIdr_alrvumlwhws64riptuu">
         <w:r>
           <w:rPr>
             <w:sz w:val="18"/>
@@ -1713,7 +1713,7 @@
         </w:rPr>
         <w:t xml:space="preserve">	</w:t>
       </w:r>
-      <w:hyperlink w:history="1" r:id="rIdam3asvqmsjduzoage62tf">
+      <w:hyperlink w:history="1" r:id="rId8klrd_dcy6ne9qbpm8qh0">
         <w:r>
           <w:rPr>
             <w:sz w:val="18"/>
@@ -1817,7 +1817,7 @@
         </w:rPr>
         <w:t xml:space="preserve">	</w:t>
       </w:r>
-      <w:hyperlink w:history="1" r:id="rIdi0v-yy3nm-knz77nbb2ss">
+      <w:hyperlink w:history="1" r:id="rIdg56dcd6o7-bs8u8satrsm">
         <w:r>
           <w:rPr>
             <w:sz w:val="18"/>
@@ -2111,7 +2111,7 @@
         </w:rPr>
         <w:t xml:space="preserve">	</w:t>
       </w:r>
-      <w:hyperlink w:history="1" r:id="rIdnpers4yni23gianb4oudb">
+      <w:hyperlink w:history="1" r:id="rIdvjufvszwldzoymbzx5rhg">
         <w:r>
           <w:rPr>
             <w:sz w:val="18"/>
@@ -2255,7 +2255,7 @@
         </w:rPr>
         <w:t xml:space="preserve">	</w:t>
       </w:r>
-      <w:hyperlink w:history="1" r:id="rId6411mkxikxemgbgqsak-k">
+      <w:hyperlink w:history="1" r:id="rIdeiw7gilpyd-1foz7pifse">
         <w:r>
           <w:rPr>
             <w:sz w:val="18"/>
@@ -2500,7 +2500,7 @@
         </w:rPr>
         <w:t xml:space="preserve">	</w:t>
       </w:r>
-      <w:hyperlink w:history="1" r:id="rIdgx-mbsbzxjwgxwsgq_mkx">
+      <w:hyperlink w:history="1" r:id="rIdw_f4qwm2zdyndz0wvg5gv">
         <w:r>
           <w:rPr>
             <w:sz w:val="18"/>
@@ -2623,7 +2623,7 @@
         </w:rPr>
         <w:t xml:space="preserve">	</w:t>
       </w:r>
-      <w:hyperlink w:history="1" r:id="rIdn7corlkc2wvhvtsarrcti">
+      <w:hyperlink w:history="1" r:id="rIdkhwvng9l6xtbta7s5fmxn">
         <w:r>
           <w:rPr>
             <w:sz w:val="18"/>
